--- a/Программа_повышение_квалификации_72ч.docx
+++ b/Программа_повышение_квалификации_72ч.docx
@@ -46,7 +46,7 @@
           <w:b w:val="0"/>
           <w:sz w:val="24"/>
         </w:rPr>
-        <w:t>Педагогическим советом ФАР</w:t>
+        <w:t>Учебно-методической комиссией ФАР</w:t>
         <w:br/>
       </w:r>
       <w:r>
